--- a/DRAKE_CORRECTION_INSTRUCTIONS.docx
+++ b/DRAKE_CORRECTION_INSTRUCTIONS.docx
@@ -21,13 +21,13 @@
       </w:r>
     </w:p>
     <w:bookmarkEnd w:id="20"/>
-    <w:bookmarkStart w:id="21" w:name="Xa0562a551fab4f2969b714489d378d47235af97"/>
+    <w:bookmarkStart w:id="21" w:name="Xf4dba798c3a89f5ae2dba8425064ea45c647ef0"/>
     <w:p>
       <w:pPr>
         <w:pStyle w:val="Heading2"/>
       </w:pPr>
       <w:r>
-        <w:t xml:space="preserve">Prepared for: Isabel Raimundo, EA | Date: June 7, 2026</w:t>
+        <w:t xml:space="preserve">Prepared for: Eliana Machado de Almeida | Date: June 7, 2026</w:t>
       </w:r>
     </w:p>
     <w:p>
@@ -5836,13 +5836,13 @@
     </w:p>
     <w:bookmarkEnd w:id="40"/>
     <w:bookmarkEnd w:id="41"/>
-    <w:bookmarkStart w:id="42" w:name="important-notes-for-isabel"/>
+    <w:bookmarkStart w:id="42" w:name="important-notes"/>
     <w:p>
       <w:pPr>
         <w:pStyle w:val="Heading2"/>
       </w:pPr>
       <w:r>
-        <w:t xml:space="preserve">IMPORTANT NOTES FOR ISABEL</w:t>
+        <w:t xml:space="preserve">IMPORTANT NOTES</w:t>
       </w:r>
     </w:p>
     <w:p>
@@ -6000,7 +6000,7 @@
           <w:iCs/>
           <w:i/>
         </w:rPr>
-        <w:t xml:space="preserve">Drake Correction File prepared by: Claude Code Analysis | June 7, 2026</w:t>
+        <w:t xml:space="preserve">Drake Correction File prepared: June 7, 2026</w:t>
       </w:r>
       <w:r>
         <w:t xml:space="preserve"> </w:t>
@@ -6010,17 +6010,7 @@
           <w:iCs/>
           <w:i/>
         </w:rPr>
-        <w:t xml:space="preserve">For use by: Isabel Raimundo, EA — Advance Tax Services Accountants Inc</w:t>
-      </w:r>
-      <w:r>
-        <w:t xml:space="preserve"> </w:t>
-      </w:r>
-      <w:r>
-        <w:rPr>
-          <w:iCs/>
-          <w:i/>
-        </w:rPr>
-        <w:t xml:space="preserve">PTIN: P02482553 | Tel: 781-759-2202</w:t>
+        <w:t xml:space="preserve">For: Eliana Machado de Almeida | 7 Briarwood Drive, Edgartown MA 02539</w:t>
       </w:r>
     </w:p>
     <w:bookmarkEnd w:id="42"/>

--- a/DRAKE_CORRECTION_INSTRUCTIONS.docx
+++ b/DRAKE_CORRECTION_INSTRUCTIONS.docx
@@ -428,7 +428,7 @@
         <w:t xml:space="preserve"> </w:t>
       </w:r>
       <w:r>
-        <w:t xml:space="preserve">4. Print the 1040-X for Eliana to sign.</w:t>
+        <w:t xml:space="preserve">4. Print the 1040-X for my signature.</w:t>
       </w:r>
       <w:r>
         <w:t xml:space="preserve"> </w:t>
@@ -510,7 +510,7 @@
         <w:pStyle w:val="FirstParagraph"/>
       </w:pPr>
       <w:r>
-        <w:t xml:space="preserve">Two errors were identified in the original return:</w:t>
+        <w:t xml:space="preserve">Upon review, two discrepancies were identified in the original return:</w:t>
       </w:r>
     </w:p>
     <w:tbl>
@@ -4760,7 +4760,7 @@
         <w:t xml:space="preserve">“</w:t>
       </w:r>
       <w:r>
-        <w:t xml:space="preserve">We are enclosing a corrected Form 1040-X conceding the overstatement. Please advise if you will process this adjustment through the examination or if a separate submission is required.</w:t>
+        <w:t xml:space="preserve">I am enclosing a corrected Form 1040-X conceding the overstatement. Please advise whether you will process this adjustment through the examination or whether a separate submission is required.</w:t>
       </w:r>
       <w:r>
         <w:t xml:space="preserve">”</w:t>
@@ -5902,7 +5902,7 @@
         <w:t xml:space="preserve"> </w:t>
       </w:r>
       <w:r>
-        <w:t xml:space="preserve">carryforward. Remember to include this in Eliana’s 2025, 2026… returns until the points are fully amortized.</w:t>
+        <w:t xml:space="preserve">carryforward. Remember to include this in my 2025, 2026… returns until the points are fully amortized.</w:t>
       </w:r>
     </w:p>
     <w:p>
@@ -5917,13 +5917,13 @@
           <w:bCs/>
           <w:b/>
         </w:rPr>
-        <w:t xml:space="preserve">Eliana’s signature:</w:t>
-      </w:r>
-      <w:r>
-        <w:t xml:space="preserve"> </w:t>
-      </w:r>
-      <w:r>
-        <w:t xml:space="preserve">Form 1040-X requires Eliana’s signature before it can be submitted.</w:t>
+        <w:t xml:space="preserve">My signature:</w:t>
+      </w:r>
+      <w:r>
+        <w:t xml:space="preserve"> </w:t>
+      </w:r>
+      <w:r>
+        <w:t xml:space="preserve">Form 1040-X requires my signature before it can be submitted.</w:t>
       </w:r>
     </w:p>
     <w:p>
@@ -5944,7 +5944,7 @@
         <w:t xml:space="preserve"> </w:t>
       </w:r>
       <w:r>
-        <w:t xml:space="preserve">If Eliana has not yet paid the original $14,379, she should pay at least that amount now to stop interest accumulation, and then pay the additional $3,799 when the 1040-X is filed.</w:t>
+        <w:t xml:space="preserve">If I have not yet paid the original $14,379, I should pay at least that amount now to stop interest accumulation, and then pay the additional $3,799 when the 1040-X is filed.</w:t>
       </w:r>
     </w:p>
     <w:p>
